--- a/CFSS_SOC_Final_Report.docx
+++ b/CFSS_SOC_Final_Report.docx
@@ -4915,13 +4915,12 @@
         </w:rPr>
         <w:t xml:space="preserve">Repository Link: </w:t>
       </w:r>
-      <w:hyperlink r:id="rId25">
+      <w:hyperlink r:id="rId25" w:history="1">
         <w:r>
           <w:rPr>
-            <w:color w:val="0563C1"/>
-            <w:u w:val="single"/>
+            <w:rStyle w:val="Hyperlink"/>
           </w:rPr>
-          <w:t>https://github.com/your-username/SOC-Wazuh-Threat-Detection-Lab</w:t>
+          <w:t>https://github.com/Harshil-2004/SOC-Wazuh-Threat-Detection-Lab</w:t>
         </w:r>
       </w:hyperlink>
     </w:p>
@@ -16667,6 +16666,29 @@
       </w:tcPr>
     </w:tblStylePr>
   </w:style>
+  <w:style w:type="character" w:styleId="Hyperlink">
+    <w:name w:val="Hyperlink"/>
+    <w:basedOn w:val="DefaultParagraphFont"/>
+    <w:uiPriority w:val="99"/>
+    <w:unhideWhenUsed/>
+    <w:rsid w:val="001D525C"/>
+    <w:rPr>
+      <w:color w:val="0000FF" w:themeColor="hyperlink"/>
+      <w:u w:val="single"/>
+    </w:rPr>
+  </w:style>
+  <w:style w:type="character" w:styleId="UnresolvedMention">
+    <w:name w:val="Unresolved Mention"/>
+    <w:basedOn w:val="DefaultParagraphFont"/>
+    <w:uiPriority w:val="99"/>
+    <w:semiHidden/>
+    <w:unhideWhenUsed/>
+    <w:rsid w:val="001D525C"/>
+    <w:rPr>
+      <w:color w:val="605E5C"/>
+      <w:shd w:val="clear" w:color="auto" w:fill="E1DFDD"/>
+    </w:rPr>
+  </w:style>
 </w:styles>
 </file>
 
